--- a/templates/F03.docx
+++ b/templates/F03.docx
@@ -87,21 +87,12 @@
           <w:bCs/>
         </w:rPr>
       </w:pPr>
-      <w:proofErr w:type="gramStart"/>
       <w:r>
         <w:rPr>
           <w:b/>
           <w:bCs/>
         </w:rPr>
-        <w:t>No :</w:t>
-      </w:r>
-      <w:proofErr w:type="gramEnd"/>
-      <w:r>
-        <w:rPr>
-          <w:b/>
-          <w:bCs/>
-        </w:rPr>
-        <w:t xml:space="preserve"> </w:t>
+        <w:t xml:space="preserve">No : </w:t>
       </w:r>
       <w:r>
         <w:rPr>
@@ -910,7 +901,12 @@
           <w:lang w:val="nl-NL"/>
         </w:rPr>
         <w:tab/>
-        <w:t>………………….</w:t>
+      </w:r>
+      <w:r>
+        <w:rPr>
+          <w:lang w:val="nl-NL"/>
+        </w:rPr>
+        <w:t>{{namaPegawai}}</w:t>
       </w:r>
     </w:p>
     <w:p>
@@ -954,7 +950,18 @@
           <w:lang w:val="nl-NL"/>
         </w:rPr>
         <w:tab/>
-        <w:t>NIP</w:t>
+      </w:r>
+      <w:r>
+        <w:rPr>
+          <w:lang w:val="nl-NL"/>
+        </w:rPr>
+        <w:t xml:space="preserve">NIP </w:t>
+      </w:r>
+      <w:r>
+        <w:rPr>
+          <w:lang w:val="nl-NL"/>
+        </w:rPr>
+        <w:t>{{nipPegawai}}</w:t>
       </w:r>
     </w:p>
     <w:p>
@@ -1751,7 +1758,6 @@
   <w:style w:type="character" w:default="1" w:styleId="DefaultParagraphFont">
     <w:name w:val="Default Paragraph Font"/>
     <w:uiPriority w:val="1"/>
-    <w:semiHidden/>
     <w:unhideWhenUsed/>
   </w:style>
   <w:style w:type="table" w:default="1" w:styleId="TableNormal">
